--- a/yttranden/yttrande_komplettering_vatmarker_faglar.docx
+++ b/yttranden/yttrande_komplettering_vatmarker_faglar.docx
@@ -161,7 +161,7 @@
         <w:pStyle w:val="FirstParagraph"/>
       </w:pPr>
       <w:r>
-        <w:t xml:space="preserve">Denna skrivelse utgör en komplettering till mitt tidigare inlämnade yttrande över rubricerat detaljplaneförslag. Kompletteringen avser en grund som väsentligen förstärker tidigare yrkanden om säsongsriktig artinventering och miljökonsekvensbedömning:</w:t>
+        <w:t xml:space="preserve">Denna skrivelse inkommer inom samrådstiden 2026-05-04—05-25 och utgör en komplettering till mitt tidigare inlämnade yttrande över rubricerat detaljplaneförslag. Kompletteringen förstärker särskilt yrkandena om</w:t>
       </w:r>
       <w:r>
         <w:t xml:space="preserve"> </w:t>
@@ -171,7 +171,39 @@
           <w:b/>
           <w:bCs/>
         </w:rPr>
-        <w:t xml:space="preserve">otillräcklig redovisning av våtmarker och deras betydelse för fågelliv, biotopskydd, markavvattning och försämringsförbudet för vatten</w:t>
+        <w:t xml:space="preserve">säsongsriktig artinventering</w:t>
+      </w:r>
+      <w:r>
+        <w:t xml:space="preserve"> </w:t>
+      </w:r>
+      <w:r>
+        <w:t xml:space="preserve">(punkt 2 i det tidigare yttrandet om allmänna planfrågor) och</w:t>
+      </w:r>
+      <w:r>
+        <w:t xml:space="preserve"> </w:t>
+      </w:r>
+      <w:r>
+        <w:rPr>
+          <w:b/>
+          <w:bCs/>
+        </w:rPr>
+        <w:t xml:space="preserve">miljökvalitetsnormer för vatten</w:t>
+      </w:r>
+      <w:r>
+        <w:t xml:space="preserve"> </w:t>
+      </w:r>
+      <w:r>
+        <w:t xml:space="preserve">(punkt 4), genom en sammansatt grund:</w:t>
+      </w:r>
+      <w:r>
+        <w:t xml:space="preserve"> </w:t>
+      </w:r>
+      <w:r>
+        <w:rPr>
+          <w:b/>
+          <w:bCs/>
+        </w:rPr>
+        <w:t xml:space="preserve">otillräcklig redovisning av våtmarker och deras betydelse för fågelliv, biotopskydd, eventuellt behov av markavvattning och försämringsförbudet för vatten</w:t>
       </w:r>
       <w:r>
         <w:t xml:space="preserve">.</w:t>
@@ -252,7 +284,7 @@
         <w:t xml:space="preserve">"särskilda skyddsåtgärder"</w:t>
       </w:r>
       <w:r>
-        <w:t xml:space="preserve">. Sverige har omkring 99 % av EU:s häckande population av storlom – ett särskilt ansvar enligt EU-rätten. Arten är fredad enligt jaktförordningen (1987:905) och skyddad enligt 4 § artskyddsförordningen.</w:t>
+        <w:t xml:space="preserve">. Sverige hyser en av Europas största häckande populationer av storlom och har ett betydande ansvar för artens bevarande enligt EU-rätten. Arten är fredad enligt jaktförordningen (1987:905) och skyddad enligt 4 § artskyddsförordningen. Havstrut är skyddad enligt 4 § artskyddsförordningen (motsvarande fågeldirektivets artikel 5) som vild fågel, men ingår inte i bilaga 1.</w:t>
       </w:r>
     </w:p>
     <w:p>
@@ -390,7 +422,7 @@
         </w:numPr>
       </w:pPr>
       <w:r>
-        <w:t xml:space="preserve">Bilaga 1-arter enligt fågeldirektivet (storlom, havstrut, vadare m.fl.)</w:t>
+        <w:t xml:space="preserve">Bilaga 1-arter enligt fågeldirektivet (storlom m.fl.) samt övriga skyddade vilda fåglar enligt 4 § artskyddsförordningen (t.ex. havstrut)</w:t>
       </w:r>
     </w:p>
     <w:p>
@@ -473,13 +505,13 @@
       </w:r>
     </w:p>
     <w:bookmarkEnd w:id="15"/>
-    <w:bookmarkStart w:id="16" w:name="Xe6bbbbd83b40ea05a0d7fb3382f7227d0a46aec"/>
+    <w:bookmarkStart w:id="16" w:name="Xc6bd8f9f5951187d121496b31294f02f12d8a47"/>
     <w:p>
       <w:pPr>
         <w:pStyle w:val="Heading3"/>
       </w:pPr>
       <w:r>
-        <w:t xml:space="preserve">5. Markavvattning enligt 11 kap. 13–14 §§ miljöbalken</w:t>
+        <w:t xml:space="preserve">5. Eventuellt behov av markavvattning enligt 11 kap. 13–14 §§ miljöbalken</w:t>
       </w:r>
     </w:p>
     <w:p>
@@ -503,7 +535,7 @@
         <w:t xml:space="preserve"> </w:t>
       </w:r>
       <w:r>
-        <w:t xml:space="preserve">och föreslår en lägsta grundläggningsnivå för byggnader. Detta indikerar avvattningsbehov för att möjliggöra bebyggelse. Enligt 11 kap. 13–14 §§ miljöbalken är markavvattning förbjuden i större delen av södra Sverige, inklusive Västra Götalands län. Tillstånd krävs alltid. Tillståndsfrågan måste klargöras innan detaljplanen antas – bygglovet kan inte tvinga fram lösningen (jfr MÖD 2013:20, mål P 2699-12, Burlöv).</w:t>
+        <w:t xml:space="preserve">och föreslår en lägsta grundläggningsnivå för byggnader. Den höga grundvattennivån i kombination med planområdets myrmarkskaraktär och de sex identifierade småvattnen aktualiserar frågan om planens genomförande förutsätter dränering, dikning eller grundvattenpåverkande åtgärder. Markavvattning är enligt 11 kap. 13–14 §§ miljöbalken förbjuden i större delen av södra Sverige, inklusive Västra Götalands län, och kräver tillstånd. Kommunen bör därför utreda och redovisa om planens genomförande kan ske utan tillståndspliktig markavvattning eller annan grundvattenpåverkande verksamhet. Eventuella tillståndsfrågor måste klargöras innan detaljplanen antas – bygglovet kan inte tvinga fram lösningen (jfr MÖD 2013:20, mål P 2699-12, Burlöv).</w:t>
       </w:r>
     </w:p>
     <w:bookmarkEnd w:id="16"/>
@@ -575,7 +607,7 @@
         <w:t xml:space="preserve"> </w:t>
       </w:r>
       <w:r>
-        <w:t xml:space="preserve">med särskilt fokus på bilaga 1-arter enligt fågeldirektivet (storlom, havstrut) samt andra fridlysta arter knutna till våtmark och näringsfattig sjö.</w:t>
+        <w:t xml:space="preserve">med särskilt fokus på bilaga 1-arter enligt fågeldirektivet (storlom) samt andra skyddade fåglar enligt 4 § artskyddsförordningen (havstrut m.fl.) och fridlysta arter knutna till våtmark och näringsfattig sjö.</w:t>
       </w:r>
     </w:p>
     <w:p>
@@ -668,7 +700,7 @@
         <w:pStyle w:val="FirstParagraph"/>
       </w:pPr>
       <w:r>
-        <w:t xml:space="preserve">Av MÖD P 9670-20 (dom 2021-03-26) följer att en detaljplan ska upphävas när stödutredning för naturvärden saknas. Av MÖD 2017:49 följer att artskyddsutredningar ska vara klara innan planen antas. Av MÖD 2013:20 följer att frågor om dagvatten och påverkan på vattenförekomster inte kan hänskjutas till bygglovsskedet.</w:t>
+        <w:t xml:space="preserve">Av MÖD P 9670-20 (dom 2021-03-26) följer att en detaljplan kan upphävas när det saknas tillräcklig utredning som visar att exploateringsintresset inte kan tillgodoses utanför strandskyddat område. Av MÖD 2017:49 följer att artskyddsutredningar ska vara klara innan planen antas. Av MÖD 2013:20 följer att frågor om dagvatten och påverkan på vattenförekomster inte kan hänskjutas till bygglovsskedet.</w:t>
       </w:r>
     </w:p>
     <w:p>

--- a/yttranden/yttrande_komplettering_vatmarker_faglar.docx
+++ b/yttranden/yttrande_komplettering_vatmarker_faglar.docx
@@ -498,7 +498,7 @@
           <w:i/>
           <w:iCs/>
         </w:rPr>
-        <w:t xml:space="preserve">"källor med omgivande våtmark i jordbruksmark"</w:t>
+        <w:t xml:space="preserve">"källa med omgivande våtmark i jordbruksmark"</w:t>
       </w:r>
       <w:r>
         <w:t xml:space="preserve">. När planbeskrivningen och NVI uttryckligen anger att området består av tallskog på myrmark på gammal jordbruksmark med sex identifierade småvatten, är det möjligt att generellt biotopskydd föreligger för flera av dessa. Detta är inte prövat i planhandlingarna. Dispens enligt 7 kap. 11 § andra stycket miljöbalken får endast ges vid särskilda skäl.</w:t>
